--- a/README.docx
+++ b/README.docx
@@ -794,15 +794,23 @@
           <w:sz w:val="24"/>
           <w:szCs w:val="24"/>
         </w:rPr>
-        <w:t>The folder include</w:t>
-      </w:r>
-      <w:r>
-        <w:rPr>
-          <w:rFonts w:ascii="Times New Roman" w:hAnsi="Times New Roman" w:cs="Times New Roman"/>
-          <w:sz w:val="24"/>
-          <w:szCs w:val="24"/>
-        </w:rPr>
-        <w:t xml:space="preserve">s </w:t>
+        <w:t xml:space="preserve">The folder </w:t>
+      </w:r>
+      <w:r>
+        <w:rPr>
+          <w:rFonts w:ascii="Times New Roman" w:hAnsi="Times New Roman" w:cs="Times New Roman"/>
+          <w:sz w:val="24"/>
+          <w:szCs w:val="24"/>
+        </w:rPr>
+        <w:t>should contain</w:t>
+      </w:r>
+      <w:r>
+        <w:rPr>
+          <w:rFonts w:ascii="Times New Roman" w:hAnsi="Times New Roman" w:cs="Times New Roman"/>
+          <w:sz w:val="24"/>
+          <w:szCs w:val="24"/>
+        </w:rPr>
+        <w:t xml:space="preserve"> </w:t>
       </w:r>
       <w:r>
         <w:rPr>
@@ -942,7 +950,33 @@
           <w:sz w:val="24"/>
           <w:szCs w:val="24"/>
         </w:rPr>
-        <w:t>“A_Mikrodaten”</w:t>
+        <w:t xml:space="preserve">Subfolder </w:t>
+      </w:r>
+      <w:r>
+        <w:rPr>
+          <w:rFonts w:ascii="Times New Roman" w:hAnsi="Times New Roman" w:cs="Times New Roman"/>
+          <w:sz w:val="24"/>
+          <w:szCs w:val="24"/>
+        </w:rPr>
+        <w:t>“</w:t>
+      </w:r>
+      <w:proofErr w:type="spellStart"/>
+      <w:r>
+        <w:rPr>
+          <w:rFonts w:ascii="Times New Roman" w:hAnsi="Times New Roman" w:cs="Times New Roman"/>
+          <w:sz w:val="24"/>
+          <w:szCs w:val="24"/>
+        </w:rPr>
+        <w:t>A_Mikrodaten</w:t>
+      </w:r>
+      <w:proofErr w:type="spellEnd"/>
+      <w:r>
+        <w:rPr>
+          <w:rFonts w:ascii="Times New Roman" w:hAnsi="Times New Roman" w:cs="Times New Roman"/>
+          <w:sz w:val="24"/>
+          <w:szCs w:val="24"/>
+        </w:rPr>
+        <w:t>”</w:t>
       </w:r>
     </w:p>
     <w:p>
@@ -964,7 +998,32 @@
           <w:sz w:val="24"/>
           <w:szCs w:val="24"/>
         </w:rPr>
-        <w:t>Within this folder there are two further subfolder “DRG” and “externe</w:t>
+        <w:t xml:space="preserve">Within this folder there </w:t>
+      </w:r>
+      <w:r>
+        <w:rPr>
+          <w:rFonts w:ascii="Times New Roman" w:hAnsi="Times New Roman" w:cs="Times New Roman"/>
+          <w:sz w:val="24"/>
+          <w:szCs w:val="24"/>
+        </w:rPr>
+        <w:t xml:space="preserve">already exists the folder </w:t>
+      </w:r>
+      <w:r>
+        <w:rPr>
+          <w:rFonts w:ascii="Times New Roman" w:hAnsi="Times New Roman" w:cs="Times New Roman"/>
+          <w:sz w:val="24"/>
+          <w:szCs w:val="24"/>
+        </w:rPr>
+        <w:t>“</w:t>
+      </w:r>
+      <w:proofErr w:type="spellStart"/>
+      <w:r>
+        <w:rPr>
+          <w:rFonts w:ascii="Times New Roman" w:hAnsi="Times New Roman" w:cs="Times New Roman"/>
+          <w:sz w:val="24"/>
+          <w:szCs w:val="24"/>
+        </w:rPr>
+        <w:t>externe</w:t>
       </w:r>
       <w:r>
         <w:rPr>
@@ -980,15 +1039,65 @@
           <w:sz w:val="24"/>
           <w:szCs w:val="24"/>
         </w:rPr>
-        <w:t xml:space="preserve">Daten”. The annual DRG data files have to be inserted into </w:t>
-      </w:r>
-      <w:r>
-        <w:rPr>
-          <w:rFonts w:ascii="Times New Roman" w:hAnsi="Times New Roman" w:cs="Times New Roman"/>
-          <w:sz w:val="24"/>
-          <w:szCs w:val="24"/>
-        </w:rPr>
-        <w:t>the folder “DRG”. “externe_Daten” contains regional data, which was collected by ourselves and merged after data and sample preparation for the analysis of Table A.7</w:t>
+        <w:t>Daten</w:t>
+      </w:r>
+      <w:proofErr w:type="spellEnd"/>
+      <w:r>
+        <w:rPr>
+          <w:rFonts w:ascii="Times New Roman" w:hAnsi="Times New Roman" w:cs="Times New Roman"/>
+          <w:sz w:val="24"/>
+          <w:szCs w:val="24"/>
+        </w:rPr>
+        <w:t xml:space="preserve">”. </w:t>
+      </w:r>
+      <w:r>
+        <w:rPr>
+          <w:rFonts w:ascii="Times New Roman" w:hAnsi="Times New Roman" w:cs="Times New Roman"/>
+          <w:sz w:val="24"/>
+          <w:szCs w:val="24"/>
+        </w:rPr>
+        <w:t>“</w:t>
+      </w:r>
+      <w:proofErr w:type="spellStart"/>
+      <w:r>
+        <w:rPr>
+          <w:rFonts w:ascii="Times New Roman" w:hAnsi="Times New Roman" w:cs="Times New Roman"/>
+          <w:sz w:val="24"/>
+          <w:szCs w:val="24"/>
+        </w:rPr>
+        <w:t>externe_Daten</w:t>
+      </w:r>
+      <w:proofErr w:type="spellEnd"/>
+      <w:r>
+        <w:rPr>
+          <w:rFonts w:ascii="Times New Roman" w:hAnsi="Times New Roman" w:cs="Times New Roman"/>
+          <w:sz w:val="24"/>
+          <w:szCs w:val="24"/>
+        </w:rPr>
+        <w:t>” contains regional data, which was collected by ourselves and merged after data and sample preparation for the analysis of Table A.7</w:t>
+      </w:r>
+    </w:p>
+    <w:p>
+      <w:pPr>
+        <w:pStyle w:val="Listenabsatz"/>
+        <w:numPr>
+          <w:ilvl w:val="1"/>
+          <w:numId w:val="11"/>
+        </w:numPr>
+        <w:rPr>
+          <w:rFonts w:ascii="Times New Roman" w:hAnsi="Times New Roman" w:cs="Times New Roman"/>
+          <w:sz w:val="24"/>
+          <w:szCs w:val="24"/>
+        </w:rPr>
+      </w:pPr>
+      <w:r>
+        <w:rPr>
+          <w:rFonts w:ascii="Times New Roman" w:hAnsi="Times New Roman" w:cs="Times New Roman"/>
+          <w:sz w:val="24"/>
+          <w:szCs w:val="24"/>
+        </w:rPr>
+        <w:lastRenderedPageBreak/>
+        <w:t xml:space="preserve">Additionally, the folder “DRG” has to be created and the original data has to be copied into it. </w:t>
       </w:r>
     </w:p>
     <w:p>
@@ -1010,16 +1119,49 @@
           <w:sz w:val="24"/>
           <w:szCs w:val="24"/>
         </w:rPr>
-        <w:lastRenderedPageBreak/>
-        <w:t xml:space="preserve">“D_Ergebnisse” </w:t>
-      </w:r>
-      <w:r>
-        <w:rPr>
-          <w:rFonts w:ascii="Times New Roman" w:hAnsi="Times New Roman" w:cs="Times New Roman"/>
-          <w:sz w:val="24"/>
-          <w:szCs w:val="24"/>
-        </w:rPr>
-        <w:t>will eventually contain all the data and results produced</w:t>
+        <w:t xml:space="preserve">The folder </w:t>
+      </w:r>
+      <w:r>
+        <w:rPr>
+          <w:rFonts w:ascii="Times New Roman" w:hAnsi="Times New Roman" w:cs="Times New Roman"/>
+          <w:sz w:val="24"/>
+          <w:szCs w:val="24"/>
+        </w:rPr>
+        <w:t>“</w:t>
+      </w:r>
+      <w:proofErr w:type="spellStart"/>
+      <w:r>
+        <w:rPr>
+          <w:rFonts w:ascii="Times New Roman" w:hAnsi="Times New Roman" w:cs="Times New Roman"/>
+          <w:sz w:val="24"/>
+          <w:szCs w:val="24"/>
+        </w:rPr>
+        <w:t>D_Ergebnisse</w:t>
+      </w:r>
+      <w:proofErr w:type="spellEnd"/>
+      <w:r>
+        <w:rPr>
+          <w:rFonts w:ascii="Times New Roman" w:hAnsi="Times New Roman" w:cs="Times New Roman"/>
+          <w:sz w:val="24"/>
+          <w:szCs w:val="24"/>
+        </w:rPr>
+        <w:t xml:space="preserve">” </w:t>
+      </w:r>
+      <w:r>
+        <w:rPr>
+          <w:rFonts w:ascii="Times New Roman" w:hAnsi="Times New Roman" w:cs="Times New Roman"/>
+          <w:sz w:val="24"/>
+          <w:szCs w:val="24"/>
+        </w:rPr>
+        <w:t xml:space="preserve">will eventually contain all the data and </w:t>
+      </w:r>
+      <w:r>
+        <w:rPr>
+          <w:rFonts w:ascii="Times New Roman" w:hAnsi="Times New Roman" w:cs="Times New Roman"/>
+          <w:sz w:val="24"/>
+          <w:szCs w:val="24"/>
+        </w:rPr>
+        <w:t>has to be created first.</w:t>
       </w:r>
     </w:p>
     <w:p>
@@ -1088,7 +1230,7 @@
           <w:sz w:val="24"/>
           <w:szCs w:val="24"/>
         </w:rPr>
-        <w:t xml:space="preserve">Once the globval for the main path is updated in all do-files, run first the master files for the newborn and pregnant sample (independent of the order). The </w:t>
+        <w:t xml:space="preserve">Once the global for the main path is updated in all do-files, run first the master files for the newborn and pregnant sample (independent of the order). The </w:t>
       </w:r>
       <w:r>
         <w:rPr>
